--- a/phasewise templates/Proposed Solution Template (1).docx
+++ b/phasewise templates/Proposed Solution Template (1).docx
@@ -20,7 +20,7 @@
           <w:sz w:val="24"/>
           <w:szCs w:val="24"/>
         </w:rPr>
-        <w:t>Project Design Phase</w:t>
+        <w:t>Project Design Stage</w:t>
       </w:r>
     </w:p>
     <w:p>
@@ -41,7 +41,7 @@
           <w:sz w:val="24"/>
           <w:szCs w:val="24"/>
         </w:rPr>
-        <w:t>Proposed Solution Template</w:t>
+        <w:t>Proposed Solution Format</w:t>
       </w:r>
     </w:p>
     <w:p>
@@ -149,7 +149,7 @@
           </w:tcPr>
           <w:p>
             <w:r>
-              <w:t>Maximum Marks</w:t>
+              <w:t>Maximum Score</w:t>
             </w:r>
           </w:p>
         </w:tc>
@@ -185,12 +185,12 @@
           <w:b/>
           <w:bCs/>
         </w:rPr>
-        <w:t>Proposed Solution Template:</w:t>
+        <w:t>Proposed Solution Format:</w:t>
       </w:r>
     </w:p>
     <w:p>
       <w:r>
-        <w:t>Project team shall fill the following information in the proposed solution template.</w:t>
+        <w:t>Project team should complete the following information in the proposed solution template.</w:t>
       </w:r>
     </w:p>
     <w:tbl>
